--- a/PySupport/AdjustedNasdaq/docs/Prompt_NASDAQ_Formatter.docx
+++ b/PySupport/AdjustedNasdaq/docs/Prompt_NASDAQ_Formatter.docx
@@ -32,112 +32,16 @@
           <w:sz w:val="23"/>
           <w:szCs w:val="23"/>
         </w:rPr>
-        <w:t>The NASDAQ composite index</w:t>
-      </w:r>
-      <w:r>
-        <w:rPr>
-          <w:sz w:val="23"/>
-          <w:szCs w:val="23"/>
-        </w:rPr>
-        <w:t xml:space="preserve"> raw data is </w:t>
-      </w:r>
-      <w:r>
-        <w:rPr>
-          <w:sz w:val="23"/>
-          <w:szCs w:val="23"/>
-        </w:rPr>
-        <w:t xml:space="preserve">in </w:t>
-      </w:r>
-      <w:r>
-        <w:rPr>
-          <w:sz w:val="23"/>
-          <w:szCs w:val="23"/>
-        </w:rPr>
-        <w:t xml:space="preserve">a </w:t>
-      </w:r>
-      <w:r>
-        <w:rPr>
-          <w:sz w:val="23"/>
-          <w:szCs w:val="23"/>
-        </w:rPr>
-        <w:t>CSV file with two columns</w:t>
-      </w:r>
-      <w:r>
-        <w:rPr>
-          <w:sz w:val="23"/>
-          <w:szCs w:val="23"/>
-        </w:rPr>
-        <w:t xml:space="preserve">: </w:t>
-      </w:r>
-      <w:r>
-        <w:rPr>
-          <w:sz w:val="23"/>
-          <w:szCs w:val="23"/>
-        </w:rPr>
-        <w:t xml:space="preserve">a date and a closing </w:t>
-      </w:r>
-      <w:r>
-        <w:rPr>
-          <w:sz w:val="23"/>
-          <w:szCs w:val="23"/>
-        </w:rPr>
-        <w:t xml:space="preserve">index </w:t>
-      </w:r>
-      <w:r>
-        <w:rPr>
-          <w:sz w:val="23"/>
-          <w:szCs w:val="23"/>
-        </w:rPr>
-        <w:t xml:space="preserve">value for the </w:t>
-      </w:r>
-      <w:r>
-        <w:rPr>
-          <w:sz w:val="23"/>
-          <w:szCs w:val="23"/>
-        </w:rPr>
-        <w:t xml:space="preserve">NASDAQ Composite </w:t>
-      </w:r>
-      <w:r>
-        <w:rPr>
-          <w:sz w:val="23"/>
-          <w:szCs w:val="23"/>
-        </w:rPr>
-        <w:t>index on that da</w:t>
-      </w:r>
-      <w:r>
-        <w:rPr>
-          <w:sz w:val="23"/>
-          <w:szCs w:val="23"/>
-        </w:rPr>
-        <w:t>te</w:t>
-      </w:r>
-      <w:r>
-        <w:rPr>
-          <w:sz w:val="23"/>
-          <w:szCs w:val="23"/>
-        </w:rPr>
-        <w:t xml:space="preserve">. </w:t>
-      </w:r>
-      <w:r>
-        <w:rPr>
-          <w:sz w:val="23"/>
-          <w:szCs w:val="23"/>
-        </w:rPr>
-        <w:t>Using a Python program, y</w:t>
-      </w:r>
-      <w:r>
-        <w:rPr>
-          <w:sz w:val="23"/>
-          <w:szCs w:val="23"/>
-        </w:rPr>
-        <w:t>ou will clean up and reformat that data</w:t>
-      </w:r>
-      <w:r>
-        <w:rPr>
-          <w:sz w:val="23"/>
-          <w:szCs w:val="23"/>
-        </w:rPr>
-        <w:t xml:space="preserve"> and write it to a new CSV file with the same column names</w:t>
+        <w:t xml:space="preserve">You will create a Python module to clean and format a NASDAQ index file presented as a CSV file. The module will be named </w:t>
+      </w:r>
+      <w:r>
+        <w:rPr>
+          <w:b/>
+          <w:bCs/>
+          <w:sz w:val="23"/>
+          <w:szCs w:val="23"/>
+        </w:rPr>
+        <w:t>format_NASDAQ.py</w:t>
       </w:r>
       <w:r>
         <w:rPr>
@@ -169,6 +73,143 @@
           <w:sz w:val="23"/>
           <w:szCs w:val="23"/>
         </w:rPr>
+        <w:t>The NASDAQ composite index</w:t>
+      </w:r>
+      <w:r>
+        <w:rPr>
+          <w:sz w:val="23"/>
+          <w:szCs w:val="23"/>
+        </w:rPr>
+        <w:t xml:space="preserve"> raw data is </w:t>
+      </w:r>
+      <w:r>
+        <w:rPr>
+          <w:sz w:val="23"/>
+          <w:szCs w:val="23"/>
+        </w:rPr>
+        <w:t xml:space="preserve">in </w:t>
+      </w:r>
+      <w:r>
+        <w:rPr>
+          <w:sz w:val="23"/>
+          <w:szCs w:val="23"/>
+        </w:rPr>
+        <w:t xml:space="preserve">a </w:t>
+      </w:r>
+      <w:r>
+        <w:rPr>
+          <w:sz w:val="23"/>
+          <w:szCs w:val="23"/>
+        </w:rPr>
+        <w:t>CSV file with two columns</w:t>
+      </w:r>
+      <w:r>
+        <w:rPr>
+          <w:sz w:val="23"/>
+          <w:szCs w:val="23"/>
+        </w:rPr>
+        <w:t xml:space="preserve">: </w:t>
+      </w:r>
+      <w:r>
+        <w:rPr>
+          <w:sz w:val="23"/>
+          <w:szCs w:val="23"/>
+        </w:rPr>
+        <w:t xml:space="preserve">a date and a closing </w:t>
+      </w:r>
+      <w:r>
+        <w:rPr>
+          <w:sz w:val="23"/>
+          <w:szCs w:val="23"/>
+        </w:rPr>
+        <w:t xml:space="preserve">index </w:t>
+      </w:r>
+      <w:r>
+        <w:rPr>
+          <w:sz w:val="23"/>
+          <w:szCs w:val="23"/>
+        </w:rPr>
+        <w:t xml:space="preserve">value for the </w:t>
+      </w:r>
+      <w:r>
+        <w:rPr>
+          <w:sz w:val="23"/>
+          <w:szCs w:val="23"/>
+        </w:rPr>
+        <w:t xml:space="preserve">NASDAQ Composite </w:t>
+      </w:r>
+      <w:r>
+        <w:rPr>
+          <w:sz w:val="23"/>
+          <w:szCs w:val="23"/>
+        </w:rPr>
+        <w:t>index on that da</w:t>
+      </w:r>
+      <w:r>
+        <w:rPr>
+          <w:sz w:val="23"/>
+          <w:szCs w:val="23"/>
+        </w:rPr>
+        <w:t>te</w:t>
+      </w:r>
+      <w:r>
+        <w:rPr>
+          <w:sz w:val="23"/>
+          <w:szCs w:val="23"/>
+        </w:rPr>
+        <w:t xml:space="preserve">. </w:t>
+      </w:r>
+      <w:r>
+        <w:rPr>
+          <w:sz w:val="23"/>
+          <w:szCs w:val="23"/>
+        </w:rPr>
+        <w:t>Using a Python program, y</w:t>
+      </w:r>
+      <w:r>
+        <w:rPr>
+          <w:sz w:val="23"/>
+          <w:szCs w:val="23"/>
+        </w:rPr>
+        <w:t>ou will clean up and reformat that data</w:t>
+      </w:r>
+      <w:r>
+        <w:rPr>
+          <w:sz w:val="23"/>
+          <w:szCs w:val="23"/>
+        </w:rPr>
+        <w:t xml:space="preserve"> and write it to a new CSV file with the same column names</w:t>
+      </w:r>
+      <w:r>
+        <w:rPr>
+          <w:sz w:val="23"/>
+          <w:szCs w:val="23"/>
+        </w:rPr>
+        <w:t>.</w:t>
+      </w:r>
+    </w:p>
+    <w:p>
+      <w:pPr>
+        <w:spacing w:after="0" w:line="240" w:lineRule="auto"/>
+        <w:rPr>
+          <w:sz w:val="23"/>
+          <w:szCs w:val="23"/>
+        </w:rPr>
+      </w:pPr>
+    </w:p>
+    <w:p>
+      <w:pPr>
+        <w:spacing w:after="0" w:line="240" w:lineRule="auto"/>
+        <w:rPr>
+          <w:sz w:val="23"/>
+          <w:szCs w:val="23"/>
+        </w:rPr>
+      </w:pPr>
+      <w:r>
+        <w:rPr>
+          <w:sz w:val="23"/>
+          <w:szCs w:val="23"/>
+        </w:rPr>
         <w:t xml:space="preserve">The first column, labeled </w:t>
       </w:r>
       <w:r>
@@ -183,7 +224,21 @@
           <w:sz w:val="23"/>
           <w:szCs w:val="23"/>
         </w:rPr>
-        <w:t xml:space="preserve"> The second column, labeled “NASDAQCOM”, contains a floating-point value of the index. Validate </w:t>
+        <w:t xml:space="preserve"> The second column, labeled “NASDAQCOM”, contains a </w:t>
+      </w:r>
+      <w:r>
+        <w:rPr>
+          <w:sz w:val="23"/>
+          <w:szCs w:val="23"/>
+        </w:rPr>
+        <w:t xml:space="preserve">positive and non-zero </w:t>
+      </w:r>
+      <w:r>
+        <w:rPr>
+          <w:sz w:val="23"/>
+          <w:szCs w:val="23"/>
+        </w:rPr>
+        <w:t xml:space="preserve">floating-point value of the index. Validate </w:t>
       </w:r>
       <w:r>
         <w:rPr>
@@ -218,7 +273,21 @@
           <w:sz w:val="23"/>
           <w:szCs w:val="23"/>
         </w:rPr>
-        <w:t>is recognizable by pandas and lies in a valid range.</w:t>
+        <w:t xml:space="preserve">is recognizable by pandas and </w:t>
+      </w:r>
+      <w:r>
+        <w:rPr>
+          <w:sz w:val="23"/>
+          <w:szCs w:val="23"/>
+        </w:rPr>
+        <w:t>is greater than zero</w:t>
+      </w:r>
+      <w:r>
+        <w:rPr>
+          <w:sz w:val="23"/>
+          <w:szCs w:val="23"/>
+        </w:rPr>
+        <w:t>.</w:t>
       </w:r>
       <w:r>
         <w:rPr>
@@ -388,7 +457,23 @@
                 <w:sz w:val="19"/>
                 <w:szCs w:val="20"/>
               </w:rPr>
-              <w:t>1/3/2023</w:t>
+              <w:t>1/</w:t>
+            </w:r>
+            <w:r>
+              <w:rPr>
+                <w:rFonts w:ascii="Lucida Console" w:hAnsi="Lucida Console"/>
+                <w:sz w:val="19"/>
+                <w:szCs w:val="20"/>
+              </w:rPr>
+              <w:t>7</w:t>
+            </w:r>
+            <w:r>
+              <w:rPr>
+                <w:rFonts w:ascii="Lucida Console" w:hAnsi="Lucida Console"/>
+                <w:sz w:val="19"/>
+                <w:szCs w:val="20"/>
+              </w:rPr>
+              <w:t>/2023</w:t>
             </w:r>
             <w:r>
               <w:rPr>
@@ -414,7 +499,23 @@
                 <w:sz w:val="19"/>
                 <w:szCs w:val="20"/>
               </w:rPr>
-              <w:t>1/4/2023</w:t>
+              <w:t>1/</w:t>
+            </w:r>
+            <w:r>
+              <w:rPr>
+                <w:rFonts w:ascii="Lucida Console" w:hAnsi="Lucida Console"/>
+                <w:sz w:val="19"/>
+                <w:szCs w:val="20"/>
+              </w:rPr>
+              <w:t>8</w:t>
+            </w:r>
+            <w:r>
+              <w:rPr>
+                <w:rFonts w:ascii="Lucida Console" w:hAnsi="Lucida Console"/>
+                <w:sz w:val="19"/>
+                <w:szCs w:val="20"/>
+              </w:rPr>
+              <w:t>/2023</w:t>
             </w:r>
             <w:r>
               <w:rPr>
@@ -440,7 +541,23 @@
                 <w:sz w:val="19"/>
                 <w:szCs w:val="20"/>
               </w:rPr>
-              <w:t>1/5/2023</w:t>
+              <w:t>1/</w:t>
+            </w:r>
+            <w:r>
+              <w:rPr>
+                <w:rFonts w:ascii="Lucida Console" w:hAnsi="Lucida Console"/>
+                <w:sz w:val="19"/>
+                <w:szCs w:val="20"/>
+              </w:rPr>
+              <w:t>9</w:t>
+            </w:r>
+            <w:r>
+              <w:rPr>
+                <w:rFonts w:ascii="Lucida Console" w:hAnsi="Lucida Console"/>
+                <w:sz w:val="19"/>
+                <w:szCs w:val="20"/>
+              </w:rPr>
+              <w:t>/2023</w:t>
             </w:r>
             <w:r>
               <w:rPr>
@@ -466,7 +583,23 @@
                 <w:sz w:val="19"/>
                 <w:szCs w:val="20"/>
               </w:rPr>
-              <w:t>1/6/2023</w:t>
+              <w:t>1/</w:t>
+            </w:r>
+            <w:r>
+              <w:rPr>
+                <w:rFonts w:ascii="Lucida Console" w:hAnsi="Lucida Console"/>
+                <w:sz w:val="19"/>
+                <w:szCs w:val="20"/>
+              </w:rPr>
+              <w:t>10</w:t>
+            </w:r>
+            <w:r>
+              <w:rPr>
+                <w:rFonts w:ascii="Lucida Console" w:hAnsi="Lucida Console"/>
+                <w:sz w:val="19"/>
+                <w:szCs w:val="20"/>
+              </w:rPr>
+              <w:t>/2023</w:t>
             </w:r>
             <w:r>
               <w:rPr>
@@ -492,7 +625,23 @@
                 <w:sz w:val="19"/>
                 <w:szCs w:val="20"/>
               </w:rPr>
-              <w:t>1/9/2023</w:t>
+              <w:t>1/</w:t>
+            </w:r>
+            <w:r>
+              <w:rPr>
+                <w:rFonts w:ascii="Lucida Console" w:hAnsi="Lucida Console"/>
+                <w:sz w:val="19"/>
+                <w:szCs w:val="20"/>
+              </w:rPr>
+              <w:t>11</w:t>
+            </w:r>
+            <w:r>
+              <w:rPr>
+                <w:rFonts w:ascii="Lucida Console" w:hAnsi="Lucida Console"/>
+                <w:sz w:val="19"/>
+                <w:szCs w:val="20"/>
+              </w:rPr>
+              <w:t>/2023</w:t>
             </w:r>
             <w:r>
               <w:rPr>
@@ -518,7 +667,23 @@
                 <w:sz w:val="19"/>
                 <w:szCs w:val="20"/>
               </w:rPr>
-              <w:t>1/10/2023</w:t>
+              <w:t>1/1</w:t>
+            </w:r>
+            <w:r>
+              <w:rPr>
+                <w:rFonts w:ascii="Lucida Console" w:hAnsi="Lucida Console"/>
+                <w:sz w:val="19"/>
+                <w:szCs w:val="20"/>
+              </w:rPr>
+              <w:t>2</w:t>
+            </w:r>
+            <w:r>
+              <w:rPr>
+                <w:rFonts w:ascii="Lucida Console" w:hAnsi="Lucida Console"/>
+                <w:sz w:val="19"/>
+                <w:szCs w:val="20"/>
+              </w:rPr>
+              <w:t>/2023</w:t>
             </w:r>
             <w:r>
               <w:rPr>
@@ -544,7 +709,23 @@
                 <w:sz w:val="19"/>
                 <w:szCs w:val="20"/>
               </w:rPr>
-              <w:t>1/11/2023</w:t>
+              <w:t>1/1</w:t>
+            </w:r>
+            <w:r>
+              <w:rPr>
+                <w:rFonts w:ascii="Lucida Console" w:hAnsi="Lucida Console"/>
+                <w:sz w:val="19"/>
+                <w:szCs w:val="20"/>
+              </w:rPr>
+              <w:t>3</w:t>
+            </w:r>
+            <w:r>
+              <w:rPr>
+                <w:rFonts w:ascii="Lucida Console" w:hAnsi="Lucida Console"/>
+                <w:sz w:val="19"/>
+                <w:szCs w:val="20"/>
+              </w:rPr>
+              <w:t>/2023</w:t>
             </w:r>
             <w:r>
               <w:rPr>
@@ -570,7 +751,23 @@
                 <w:sz w:val="19"/>
                 <w:szCs w:val="20"/>
               </w:rPr>
-              <w:t>1/12/2023</w:t>
+              <w:t>1/1</w:t>
+            </w:r>
+            <w:r>
+              <w:rPr>
+                <w:rFonts w:ascii="Lucida Console" w:hAnsi="Lucida Console"/>
+                <w:sz w:val="19"/>
+                <w:szCs w:val="20"/>
+              </w:rPr>
+              <w:t>4</w:t>
+            </w:r>
+            <w:r>
+              <w:rPr>
+                <w:rFonts w:ascii="Lucida Console" w:hAnsi="Lucida Console"/>
+                <w:sz w:val="19"/>
+                <w:szCs w:val="20"/>
+              </w:rPr>
+              <w:t>/2023</w:t>
             </w:r>
             <w:r>
               <w:rPr>
@@ -596,7 +793,23 @@
                 <w:sz w:val="19"/>
                 <w:szCs w:val="20"/>
               </w:rPr>
-              <w:t>1/13/2023</w:t>
+              <w:t>1/1</w:t>
+            </w:r>
+            <w:r>
+              <w:rPr>
+                <w:rFonts w:ascii="Lucida Console" w:hAnsi="Lucida Console"/>
+                <w:sz w:val="19"/>
+                <w:szCs w:val="20"/>
+              </w:rPr>
+              <w:t>5</w:t>
+            </w:r>
+            <w:r>
+              <w:rPr>
+                <w:rFonts w:ascii="Lucida Console" w:hAnsi="Lucida Console"/>
+                <w:sz w:val="19"/>
+                <w:szCs w:val="20"/>
+              </w:rPr>
+              <w:t>/2023</w:t>
             </w:r>
             <w:r>
               <w:rPr>
@@ -631,6 +844,14 @@
                 <w:szCs w:val="20"/>
               </w:rPr>
               <w:tab/>
+            </w:r>
+            <w:r>
+              <w:rPr>
+                <w:rFonts w:ascii="Lucida Console" w:hAnsi="Lucida Console"/>
+                <w:sz w:val="19"/>
+                <w:szCs w:val="20"/>
+              </w:rPr>
+              <w:t xml:space="preserve">      ... blank/null ...</w:t>
             </w:r>
           </w:p>
           <w:p>
@@ -679,7 +900,7 @@
                 <w:sz w:val="19"/>
                 <w:szCs w:val="20"/>
               </w:rPr>
-              <w:t>observation_date</w:t>
+              <w:t>obervation_date</w:t>
             </w:r>
             <w:r>
               <w:rPr>
@@ -714,7 +935,31 @@
                 <w:sz w:val="19"/>
                 <w:szCs w:val="20"/>
               </w:rPr>
-              <w:t>1/3/2023</w:t>
+              <w:t>1/</w:t>
+            </w:r>
+            <w:r>
+              <w:rPr>
+                <w:rFonts w:ascii="Lucida Console" w:hAnsi="Lucida Console"/>
+                <w:sz w:val="19"/>
+                <w:szCs w:val="20"/>
+              </w:rPr>
+              <w:t>7</w:t>
+            </w:r>
+            <w:r>
+              <w:rPr>
+                <w:rFonts w:ascii="Lucida Console" w:hAnsi="Lucida Console"/>
+                <w:sz w:val="19"/>
+                <w:szCs w:val="20"/>
+              </w:rPr>
+              <w:t>/</w:t>
+            </w:r>
+            <w:r>
+              <w:rPr>
+                <w:rFonts w:ascii="Lucida Console" w:hAnsi="Lucida Console"/>
+                <w:sz w:val="19"/>
+                <w:szCs w:val="20"/>
+              </w:rPr>
+              <w:t>2023</w:t>
             </w:r>
             <w:r>
               <w:rPr>
@@ -740,7 +985,23 @@
                 <w:sz w:val="19"/>
                 <w:szCs w:val="20"/>
               </w:rPr>
-              <w:t>1/4/2023</w:t>
+              <w:t>1/</w:t>
+            </w:r>
+            <w:r>
+              <w:rPr>
+                <w:rFonts w:ascii="Lucida Console" w:hAnsi="Lucida Console"/>
+                <w:sz w:val="19"/>
+                <w:szCs w:val="20"/>
+              </w:rPr>
+              <w:t>8</w:t>
+            </w:r>
+            <w:r>
+              <w:rPr>
+                <w:rFonts w:ascii="Lucida Console" w:hAnsi="Lucida Console"/>
+                <w:sz w:val="19"/>
+                <w:szCs w:val="20"/>
+              </w:rPr>
+              <w:t>/2023</w:t>
             </w:r>
             <w:r>
               <w:rPr>
@@ -766,7 +1027,23 @@
                 <w:sz w:val="19"/>
                 <w:szCs w:val="20"/>
               </w:rPr>
-              <w:t>1/5/2023</w:t>
+              <w:t>1/</w:t>
+            </w:r>
+            <w:r>
+              <w:rPr>
+                <w:rFonts w:ascii="Lucida Console" w:hAnsi="Lucida Console"/>
+                <w:sz w:val="19"/>
+                <w:szCs w:val="20"/>
+              </w:rPr>
+              <w:t>9</w:t>
+            </w:r>
+            <w:r>
+              <w:rPr>
+                <w:rFonts w:ascii="Lucida Console" w:hAnsi="Lucida Console"/>
+                <w:sz w:val="19"/>
+                <w:szCs w:val="20"/>
+              </w:rPr>
+              <w:t>/2023</w:t>
             </w:r>
             <w:r>
               <w:rPr>
@@ -792,7 +1069,23 @@
                 <w:sz w:val="19"/>
                 <w:szCs w:val="20"/>
               </w:rPr>
-              <w:t>1/6/2023</w:t>
+              <w:t>1/</w:t>
+            </w:r>
+            <w:r>
+              <w:rPr>
+                <w:rFonts w:ascii="Lucida Console" w:hAnsi="Lucida Console"/>
+                <w:sz w:val="19"/>
+                <w:szCs w:val="20"/>
+              </w:rPr>
+              <w:t>10</w:t>
+            </w:r>
+            <w:r>
+              <w:rPr>
+                <w:rFonts w:ascii="Lucida Console" w:hAnsi="Lucida Console"/>
+                <w:sz w:val="19"/>
+                <w:szCs w:val="20"/>
+              </w:rPr>
+              <w:t>/2023</w:t>
             </w:r>
             <w:r>
               <w:rPr>
@@ -818,7 +1111,23 @@
                 <w:sz w:val="19"/>
                 <w:szCs w:val="20"/>
               </w:rPr>
-              <w:t>1/9/2023</w:t>
+              <w:t>1/</w:t>
+            </w:r>
+            <w:r>
+              <w:rPr>
+                <w:rFonts w:ascii="Lucida Console" w:hAnsi="Lucida Console"/>
+                <w:sz w:val="19"/>
+                <w:szCs w:val="20"/>
+              </w:rPr>
+              <w:t>11</w:t>
+            </w:r>
+            <w:r>
+              <w:rPr>
+                <w:rFonts w:ascii="Lucida Console" w:hAnsi="Lucida Console"/>
+                <w:sz w:val="19"/>
+                <w:szCs w:val="20"/>
+              </w:rPr>
+              <w:t>/2023</w:t>
             </w:r>
             <w:r>
               <w:rPr>
@@ -844,7 +1153,23 @@
                 <w:sz w:val="19"/>
                 <w:szCs w:val="20"/>
               </w:rPr>
-              <w:t>1/10/2023</w:t>
+              <w:t>1/1</w:t>
+            </w:r>
+            <w:r>
+              <w:rPr>
+                <w:rFonts w:ascii="Lucida Console" w:hAnsi="Lucida Console"/>
+                <w:sz w:val="19"/>
+                <w:szCs w:val="20"/>
+              </w:rPr>
+              <w:t>2</w:t>
+            </w:r>
+            <w:r>
+              <w:rPr>
+                <w:rFonts w:ascii="Lucida Console" w:hAnsi="Lucida Console"/>
+                <w:sz w:val="19"/>
+                <w:szCs w:val="20"/>
+              </w:rPr>
+              <w:t>/2023</w:t>
             </w:r>
             <w:r>
               <w:rPr>
@@ -870,7 +1195,23 @@
                 <w:sz w:val="19"/>
                 <w:szCs w:val="20"/>
               </w:rPr>
-              <w:t>1/11/2023</w:t>
+              <w:t>1/1</w:t>
+            </w:r>
+            <w:r>
+              <w:rPr>
+                <w:rFonts w:ascii="Lucida Console" w:hAnsi="Lucida Console"/>
+                <w:sz w:val="19"/>
+                <w:szCs w:val="20"/>
+              </w:rPr>
+              <w:t>3</w:t>
+            </w:r>
+            <w:r>
+              <w:rPr>
+                <w:rFonts w:ascii="Lucida Console" w:hAnsi="Lucida Console"/>
+                <w:sz w:val="19"/>
+                <w:szCs w:val="20"/>
+              </w:rPr>
+              <w:t>/2023</w:t>
             </w:r>
             <w:r>
               <w:rPr>
@@ -896,7 +1237,23 @@
                 <w:sz w:val="19"/>
                 <w:szCs w:val="20"/>
               </w:rPr>
-              <w:t>1/12/2023</w:t>
+              <w:t>1/1</w:t>
+            </w:r>
+            <w:r>
+              <w:rPr>
+                <w:rFonts w:ascii="Lucida Console" w:hAnsi="Lucida Console"/>
+                <w:sz w:val="19"/>
+                <w:szCs w:val="20"/>
+              </w:rPr>
+              <w:t>4</w:t>
+            </w:r>
+            <w:r>
+              <w:rPr>
+                <w:rFonts w:ascii="Lucida Console" w:hAnsi="Lucida Console"/>
+                <w:sz w:val="19"/>
+                <w:szCs w:val="20"/>
+              </w:rPr>
+              <w:t>/2023</w:t>
             </w:r>
             <w:r>
               <w:rPr>
@@ -922,7 +1279,23 @@
                 <w:sz w:val="19"/>
                 <w:szCs w:val="20"/>
               </w:rPr>
-              <w:t>1/13/2023</w:t>
+              <w:t>1/</w:t>
+            </w:r>
+            <w:r>
+              <w:rPr>
+                <w:rFonts w:ascii="Lucida Console" w:hAnsi="Lucida Console"/>
+                <w:sz w:val="19"/>
+                <w:szCs w:val="20"/>
+              </w:rPr>
+              <w:t>15</w:t>
+            </w:r>
+            <w:r>
+              <w:rPr>
+                <w:rFonts w:ascii="Lucida Console" w:hAnsi="Lucida Console"/>
+                <w:sz w:val="19"/>
+                <w:szCs w:val="20"/>
+              </w:rPr>
+              <w:t>/2023</w:t>
             </w:r>
             <w:r>
               <w:rPr>
@@ -1066,15 +1439,13 @@
         </w:rPr>
         <w:t>NASDAQCOM [1/16/</w:t>
       </w:r>
-      <w:proofErr w:type="gramStart"/>
-      <w:r>
-        <w:rPr>
-          <w:sz w:val="23"/>
-          <w:szCs w:val="23"/>
-        </w:rPr>
-        <w:t>2023 ]</w:t>
-      </w:r>
-      <w:proofErr w:type="gramEnd"/>
+      <w:r>
+        <w:rPr>
+          <w:sz w:val="23"/>
+          <w:szCs w:val="23"/>
+        </w:rPr>
+        <w:t>2023]</w:t>
+      </w:r>
       <w:r>
         <w:rPr>
           <w:sz w:val="23"/>
@@ -1138,7 +1509,6 @@
     <w:p>
       <w:pPr>
         <w:spacing w:after="0" w:line="240" w:lineRule="auto"/>
-        <w:ind w:left="720"/>
         <w:rPr>
           <w:sz w:val="23"/>
           <w:szCs w:val="23"/>
@@ -1158,7 +1528,67 @@
           <w:sz w:val="23"/>
           <w:szCs w:val="23"/>
         </w:rPr>
-        <w:t>The cleanup operations are on the two columns are:</w:t>
+        <w:t>It may be entire rows are missing, not just the NASDAQCOM value. In that case, both the date and the NASDAQCOM values are provided in a new row using linear interpolation for both the date and NASDAQCOM value. For example</w:t>
+      </w:r>
+      <w:r>
+        <w:rPr>
+          <w:sz w:val="23"/>
+          <w:szCs w:val="23"/>
+        </w:rPr>
+        <w:t xml:space="preserve">, </w:t>
+      </w:r>
+      <w:r>
+        <w:rPr>
+          <w:sz w:val="23"/>
+          <w:szCs w:val="23"/>
+        </w:rPr>
+        <w:t>here are</w:t>
+      </w:r>
+      <w:r>
+        <w:rPr>
+          <w:sz w:val="23"/>
+          <w:szCs w:val="23"/>
+        </w:rPr>
+        <w:t xml:space="preserve"> two missing rows</w:t>
+      </w:r>
+      <w:r>
+        <w:rPr>
+          <w:sz w:val="23"/>
+          <w:szCs w:val="23"/>
+        </w:rPr>
+        <w:t xml:space="preserve"> for dates 1/15/2023 and 1/16/2023</w:t>
+      </w:r>
+      <w:r>
+        <w:rPr>
+          <w:sz w:val="23"/>
+          <w:szCs w:val="23"/>
+        </w:rPr>
+        <w:t>:</w:t>
+      </w:r>
+    </w:p>
+    <w:p>
+      <w:pPr>
+        <w:spacing w:after="0" w:line="240" w:lineRule="auto"/>
+        <w:rPr>
+          <w:sz w:val="23"/>
+          <w:szCs w:val="23"/>
+        </w:rPr>
+      </w:pPr>
+    </w:p>
+    <w:p>
+      <w:pPr>
+        <w:spacing w:after="0" w:line="240" w:lineRule="auto"/>
+        <w:rPr>
+          <w:sz w:val="23"/>
+          <w:szCs w:val="23"/>
+        </w:rPr>
+      </w:pPr>
+      <w:r>
+        <w:rPr>
+          <w:sz w:val="23"/>
+          <w:szCs w:val="23"/>
+        </w:rPr>
+        <w:t>The date difference is two days for the missing rows. The NASDAQCOM value difference is 94.01 across the missing rows for the two days. We see that:</w:t>
       </w:r>
     </w:p>
     <w:p>
@@ -1176,20 +1606,10 @@
       </w:pPr>
       <w:r>
         <w:rPr>
-          <w:rFonts w:ascii="Lucida Console" w:hAnsi="Lucida Console"/>
-          <w:b/>
-          <w:bCs/>
-          <w:sz w:val="19"/>
-          <w:szCs w:val="20"/>
-        </w:rPr>
-        <w:t>observation_date</w:t>
-      </w:r>
-      <w:r>
-        <w:rPr>
-          <w:sz w:val="23"/>
-          <w:szCs w:val="23"/>
-        </w:rPr>
-        <w:t xml:space="preserve"> must not be missing.</w:t>
+          <w:sz w:val="23"/>
+          <w:szCs w:val="23"/>
+        </w:rPr>
+        <w:t>Value at 1/15/2023 = value at 1/14/2023 + delta, and</w:t>
       </w:r>
     </w:p>
     <w:p>
@@ -1210,67 +1630,7 @@
           <w:sz w:val="23"/>
           <w:szCs w:val="23"/>
         </w:rPr>
-        <w:t xml:space="preserve">Format of </w:t>
-      </w:r>
-      <w:proofErr w:type="spellStart"/>
-      <w:r>
-        <w:rPr>
-          <w:rFonts w:ascii="Lucida Console" w:hAnsi="Lucida Console"/>
-          <w:b/>
-          <w:bCs/>
-          <w:sz w:val="19"/>
-          <w:szCs w:val="20"/>
-        </w:rPr>
-        <w:t>observation_date</w:t>
-      </w:r>
-      <w:proofErr w:type="spellEnd"/>
-      <w:r>
-        <w:rPr>
-          <w:sz w:val="23"/>
-          <w:szCs w:val="23"/>
-        </w:rPr>
-        <w:t xml:space="preserve"> </w:t>
-      </w:r>
-      <w:r>
-        <w:rPr>
-          <w:rFonts w:ascii="Lucida Console" w:hAnsi="Lucida Console"/>
-          <w:sz w:val="19"/>
-          <w:szCs w:val="20"/>
-        </w:rPr>
-        <w:t>is</w:t>
-      </w:r>
-      <w:r>
-        <w:rPr>
-          <w:sz w:val="23"/>
-          <w:szCs w:val="23"/>
-        </w:rPr>
-        <w:t xml:space="preserve"> </w:t>
-      </w:r>
-      <w:r>
-        <w:rPr>
-          <w:rFonts w:ascii="Lucida Console" w:hAnsi="Lucida Console"/>
-          <w:sz w:val="19"/>
-          <w:szCs w:val="20"/>
-        </w:rPr>
-        <w:t>“</w:t>
-      </w:r>
-      <w:proofErr w:type="spellStart"/>
-      <w:r>
-        <w:rPr>
-          <w:rFonts w:ascii="Lucida Console" w:hAnsi="Lucida Console"/>
-          <w:sz w:val="19"/>
-          <w:szCs w:val="20"/>
-        </w:rPr>
-        <w:t>yyyy</w:t>
-      </w:r>
-      <w:proofErr w:type="spellEnd"/>
-      <w:r>
-        <w:rPr>
-          <w:rFonts w:ascii="Lucida Console" w:hAnsi="Lucida Console"/>
-          <w:sz w:val="19"/>
-          <w:szCs w:val="20"/>
-        </w:rPr>
-        <w:t>-mm-dd”.</w:t>
+        <w:t>Value at 1/16/2023 = value at 1/14/2023 + 2 * delta</w:t>
       </w:r>
     </w:p>
     <w:p>
@@ -1291,6 +1651,1317 @@
           <w:sz w:val="23"/>
           <w:szCs w:val="23"/>
         </w:rPr>
+        <w:t>Value at 1/17/2023 = value at 1/14/2023 + 3 * delta</w:t>
+      </w:r>
+    </w:p>
+    <w:p>
+      <w:pPr>
+        <w:spacing w:after="0" w:line="240" w:lineRule="auto"/>
+        <w:rPr>
+          <w:sz w:val="23"/>
+          <w:szCs w:val="23"/>
+        </w:rPr>
+      </w:pPr>
+    </w:p>
+    <w:p>
+      <w:pPr>
+        <w:spacing w:after="0" w:line="240" w:lineRule="auto"/>
+        <w:rPr>
+          <w:sz w:val="23"/>
+          <w:szCs w:val="23"/>
+        </w:rPr>
+      </w:pPr>
+      <w:r>
+        <w:rPr>
+          <w:sz w:val="23"/>
+          <w:szCs w:val="23"/>
+        </w:rPr>
+        <w:t>Since 3 * delta = 94.01, we have delta = 31.33</w:t>
+      </w:r>
+      <w:r>
+        <w:rPr>
+          <w:sz w:val="23"/>
+          <w:szCs w:val="23"/>
+        </w:rPr>
+        <w:t>7 and:</w:t>
+      </w:r>
+    </w:p>
+    <w:p>
+      <w:pPr>
+        <w:pStyle w:val="ListParagraph"/>
+        <w:numPr>
+          <w:ilvl w:val="0"/>
+          <w:numId w:val="3"/>
+        </w:numPr>
+        <w:spacing w:after="0" w:line="240" w:lineRule="auto"/>
+        <w:rPr>
+          <w:sz w:val="23"/>
+          <w:szCs w:val="23"/>
+        </w:rPr>
+      </w:pPr>
+      <w:r>
+        <w:rPr>
+          <w:sz w:val="23"/>
+          <w:szCs w:val="23"/>
+        </w:rPr>
+        <w:t>Value at 1/15/2023 = 11001.1 +</w:t>
+      </w:r>
+      <w:r>
+        <w:rPr>
+          <w:sz w:val="23"/>
+          <w:szCs w:val="23"/>
+        </w:rPr>
+        <w:t xml:space="preserve"> 31.337 = </w:t>
+      </w:r>
+      <w:r>
+        <w:rPr>
+          <w:sz w:val="23"/>
+          <w:szCs w:val="23"/>
+        </w:rPr>
+        <w:t>11,</w:t>
+      </w:r>
+      <w:r>
+        <w:rPr>
+          <w:sz w:val="23"/>
+          <w:szCs w:val="23"/>
+        </w:rPr>
+        <w:t>032.437</w:t>
+      </w:r>
+    </w:p>
+    <w:p>
+      <w:pPr>
+        <w:pStyle w:val="ListParagraph"/>
+        <w:numPr>
+          <w:ilvl w:val="0"/>
+          <w:numId w:val="3"/>
+        </w:numPr>
+        <w:spacing w:after="0" w:line="240" w:lineRule="auto"/>
+        <w:rPr>
+          <w:sz w:val="23"/>
+          <w:szCs w:val="23"/>
+        </w:rPr>
+      </w:pPr>
+      <w:r>
+        <w:rPr>
+          <w:sz w:val="23"/>
+          <w:szCs w:val="23"/>
+        </w:rPr>
+        <w:t>Value at 1/16/2023 = 11001.1 + 2 * 31.337 = 11,063.673</w:t>
+      </w:r>
+    </w:p>
+    <w:p>
+      <w:pPr>
+        <w:spacing w:after="0" w:line="240" w:lineRule="auto"/>
+        <w:rPr>
+          <w:sz w:val="23"/>
+          <w:szCs w:val="23"/>
+        </w:rPr>
+      </w:pPr>
+    </w:p>
+    <w:p>
+      <w:pPr>
+        <w:spacing w:after="0" w:line="240" w:lineRule="auto"/>
+        <w:rPr>
+          <w:sz w:val="23"/>
+          <w:szCs w:val="23"/>
+        </w:rPr>
+      </w:pPr>
+      <w:r>
+        <w:rPr>
+          <w:sz w:val="23"/>
+          <w:szCs w:val="23"/>
+        </w:rPr>
+        <w:lastRenderedPageBreak/>
+        <w:t>And finally, value at 1/17/2023 = 11,001.1 + 3 * 31.337 = 11,095.111, which is correct to roundoff error.</w:t>
+      </w:r>
+    </w:p>
+    <w:p>
+      <w:pPr>
+        <w:spacing w:after="0" w:line="240" w:lineRule="auto"/>
+        <w:rPr>
+          <w:sz w:val="23"/>
+          <w:szCs w:val="23"/>
+        </w:rPr>
+      </w:pPr>
+    </w:p>
+    <w:tbl>
+      <w:tblPr>
+        <w:tblStyle w:val="TableGrid"/>
+        <w:tblW w:w="0" w:type="auto"/>
+        <w:tblLook w:val="04A0" w:firstRow="1" w:lastRow="0" w:firstColumn="1" w:lastColumn="0" w:noHBand="0" w:noVBand="1"/>
+      </w:tblPr>
+      <w:tblGrid>
+        <w:gridCol w:w="4675"/>
+        <w:gridCol w:w="4675"/>
+      </w:tblGrid>
+      <w:tr>
+        <w:tc>
+          <w:tcPr>
+            <w:tcW w:w="4675" w:type="dxa"/>
+            <w:shd w:val="clear" w:color="auto" w:fill="FBE4D5" w:themeFill="accent2" w:themeFillTint="33"/>
+            <w:vAlign w:val="center"/>
+          </w:tcPr>
+          <w:p>
+            <w:pPr>
+              <w:rPr>
+                <w:sz w:val="23"/>
+                <w:szCs w:val="23"/>
+              </w:rPr>
+            </w:pPr>
+            <w:r>
+              <w:rPr>
+                <w:b/>
+                <w:bCs/>
+                <w:sz w:val="23"/>
+                <w:szCs w:val="23"/>
+              </w:rPr>
+              <w:t>With missing</w:t>
+            </w:r>
+          </w:p>
+        </w:tc>
+        <w:tc>
+          <w:tcPr>
+            <w:tcW w:w="4675" w:type="dxa"/>
+            <w:shd w:val="clear" w:color="auto" w:fill="FBE4D5" w:themeFill="accent2" w:themeFillTint="33"/>
+            <w:vAlign w:val="center"/>
+          </w:tcPr>
+          <w:p>
+            <w:pPr>
+              <w:rPr>
+                <w:sz w:val="23"/>
+                <w:szCs w:val="23"/>
+              </w:rPr>
+            </w:pPr>
+            <w:r>
+              <w:rPr>
+                <w:b/>
+                <w:bCs/>
+                <w:sz w:val="23"/>
+                <w:szCs w:val="23"/>
+              </w:rPr>
+              <w:t>Interpolated</w:t>
+            </w:r>
+          </w:p>
+        </w:tc>
+      </w:tr>
+      <w:tr>
+        <w:tc>
+          <w:tcPr>
+            <w:tcW w:w="4675" w:type="dxa"/>
+          </w:tcPr>
+          <w:p>
+            <w:pPr>
+              <w:rPr>
+                <w:rFonts w:ascii="Lucida Console" w:hAnsi="Lucida Console"/>
+                <w:sz w:val="19"/>
+                <w:szCs w:val="20"/>
+              </w:rPr>
+            </w:pPr>
+            <w:r>
+              <w:rPr>
+                <w:rFonts w:ascii="Lucida Console" w:hAnsi="Lucida Console"/>
+                <w:b/>
+                <w:bCs/>
+                <w:sz w:val="19"/>
+                <w:szCs w:val="20"/>
+              </w:rPr>
+              <w:t>observation_date</w:t>
+            </w:r>
+            <w:r>
+              <w:rPr>
+                <w:rFonts w:ascii="Lucida Console" w:hAnsi="Lucida Console"/>
+                <w:sz w:val="19"/>
+                <w:szCs w:val="20"/>
+              </w:rPr>
+              <w:tab/>
+            </w:r>
+            <w:r>
+              <w:rPr>
+                <w:rFonts w:ascii="Lucida Console" w:hAnsi="Lucida Console"/>
+                <w:b/>
+                <w:bCs/>
+                <w:sz w:val="19"/>
+                <w:szCs w:val="20"/>
+              </w:rPr>
+              <w:t>NASDAQCOM</w:t>
+            </w:r>
+          </w:p>
+          <w:p>
+            <w:pPr>
+              <w:rPr>
+                <w:rFonts w:ascii="Lucida Console" w:hAnsi="Lucida Console"/>
+                <w:sz w:val="19"/>
+                <w:szCs w:val="20"/>
+              </w:rPr>
+            </w:pPr>
+            <w:r>
+              <w:rPr>
+                <w:rFonts w:ascii="Lucida Console" w:hAnsi="Lucida Console"/>
+                <w:sz w:val="19"/>
+                <w:szCs w:val="20"/>
+              </w:rPr>
+              <w:t>1/</w:t>
+            </w:r>
+            <w:r>
+              <w:rPr>
+                <w:rFonts w:ascii="Lucida Console" w:hAnsi="Lucida Console"/>
+                <w:sz w:val="19"/>
+                <w:szCs w:val="20"/>
+              </w:rPr>
+              <w:t>7</w:t>
+            </w:r>
+            <w:r>
+              <w:rPr>
+                <w:rFonts w:ascii="Lucida Console" w:hAnsi="Lucida Console"/>
+                <w:sz w:val="19"/>
+                <w:szCs w:val="20"/>
+              </w:rPr>
+              <w:t>/2023</w:t>
+            </w:r>
+            <w:r>
+              <w:rPr>
+                <w:rFonts w:ascii="Lucida Console" w:hAnsi="Lucida Console"/>
+                <w:sz w:val="19"/>
+                <w:szCs w:val="20"/>
+              </w:rPr>
+              <w:tab/>
+              <w:t xml:space="preserve">      10386.98</w:t>
+            </w:r>
+          </w:p>
+          <w:p>
+            <w:pPr>
+              <w:rPr>
+                <w:rFonts w:ascii="Lucida Console" w:hAnsi="Lucida Console"/>
+                <w:sz w:val="19"/>
+                <w:szCs w:val="20"/>
+              </w:rPr>
+            </w:pPr>
+            <w:r>
+              <w:rPr>
+                <w:rFonts w:ascii="Lucida Console" w:hAnsi="Lucida Console"/>
+                <w:sz w:val="19"/>
+                <w:szCs w:val="20"/>
+              </w:rPr>
+              <w:t>1/</w:t>
+            </w:r>
+            <w:r>
+              <w:rPr>
+                <w:rFonts w:ascii="Lucida Console" w:hAnsi="Lucida Console"/>
+                <w:sz w:val="19"/>
+                <w:szCs w:val="20"/>
+              </w:rPr>
+              <w:t>8</w:t>
+            </w:r>
+            <w:r>
+              <w:rPr>
+                <w:rFonts w:ascii="Lucida Console" w:hAnsi="Lucida Console"/>
+                <w:sz w:val="19"/>
+                <w:szCs w:val="20"/>
+              </w:rPr>
+              <w:t>/2023</w:t>
+            </w:r>
+            <w:r>
+              <w:rPr>
+                <w:rFonts w:ascii="Lucida Console" w:hAnsi="Lucida Console"/>
+                <w:sz w:val="19"/>
+                <w:szCs w:val="20"/>
+              </w:rPr>
+              <w:tab/>
+              <w:t xml:space="preserve">      10458.76</w:t>
+            </w:r>
+          </w:p>
+          <w:p>
+            <w:pPr>
+              <w:rPr>
+                <w:rFonts w:ascii="Lucida Console" w:hAnsi="Lucida Console"/>
+                <w:sz w:val="19"/>
+                <w:szCs w:val="20"/>
+              </w:rPr>
+            </w:pPr>
+            <w:r>
+              <w:rPr>
+                <w:rFonts w:ascii="Lucida Console" w:hAnsi="Lucida Console"/>
+                <w:sz w:val="19"/>
+                <w:szCs w:val="20"/>
+              </w:rPr>
+              <w:t>1/</w:t>
+            </w:r>
+            <w:r>
+              <w:rPr>
+                <w:rFonts w:ascii="Lucida Console" w:hAnsi="Lucida Console"/>
+                <w:sz w:val="19"/>
+                <w:szCs w:val="20"/>
+              </w:rPr>
+              <w:t>9</w:t>
+            </w:r>
+            <w:r>
+              <w:rPr>
+                <w:rFonts w:ascii="Lucida Console" w:hAnsi="Lucida Console"/>
+                <w:sz w:val="19"/>
+                <w:szCs w:val="20"/>
+              </w:rPr>
+              <w:t>/2023</w:t>
+            </w:r>
+            <w:r>
+              <w:rPr>
+                <w:rFonts w:ascii="Lucida Console" w:hAnsi="Lucida Console"/>
+                <w:sz w:val="19"/>
+                <w:szCs w:val="20"/>
+              </w:rPr>
+              <w:tab/>
+              <w:t xml:space="preserve">      10305.24</w:t>
+            </w:r>
+          </w:p>
+          <w:p>
+            <w:pPr>
+              <w:rPr>
+                <w:rFonts w:ascii="Lucida Console" w:hAnsi="Lucida Console"/>
+                <w:sz w:val="19"/>
+                <w:szCs w:val="20"/>
+              </w:rPr>
+            </w:pPr>
+            <w:r>
+              <w:rPr>
+                <w:rFonts w:ascii="Lucida Console" w:hAnsi="Lucida Console"/>
+                <w:sz w:val="19"/>
+                <w:szCs w:val="20"/>
+              </w:rPr>
+              <w:t>1/</w:t>
+            </w:r>
+            <w:r>
+              <w:rPr>
+                <w:rFonts w:ascii="Lucida Console" w:hAnsi="Lucida Console"/>
+                <w:sz w:val="19"/>
+                <w:szCs w:val="20"/>
+              </w:rPr>
+              <w:t>10</w:t>
+            </w:r>
+            <w:r>
+              <w:rPr>
+                <w:rFonts w:ascii="Lucida Console" w:hAnsi="Lucida Console"/>
+                <w:sz w:val="19"/>
+                <w:szCs w:val="20"/>
+              </w:rPr>
+              <w:t>/2023</w:t>
+            </w:r>
+            <w:r>
+              <w:rPr>
+                <w:rFonts w:ascii="Lucida Console" w:hAnsi="Lucida Console"/>
+                <w:sz w:val="19"/>
+                <w:szCs w:val="20"/>
+              </w:rPr>
+              <w:tab/>
+              <w:t xml:space="preserve">      10569.29</w:t>
+            </w:r>
+          </w:p>
+          <w:p>
+            <w:pPr>
+              <w:rPr>
+                <w:rFonts w:ascii="Lucida Console" w:hAnsi="Lucida Console"/>
+                <w:sz w:val="19"/>
+                <w:szCs w:val="20"/>
+              </w:rPr>
+            </w:pPr>
+            <w:r>
+              <w:rPr>
+                <w:rFonts w:ascii="Lucida Console" w:hAnsi="Lucida Console"/>
+                <w:sz w:val="19"/>
+                <w:szCs w:val="20"/>
+              </w:rPr>
+              <w:t>1/</w:t>
+            </w:r>
+            <w:r>
+              <w:rPr>
+                <w:rFonts w:ascii="Lucida Console" w:hAnsi="Lucida Console"/>
+                <w:sz w:val="19"/>
+                <w:szCs w:val="20"/>
+              </w:rPr>
+              <w:t>11</w:t>
+            </w:r>
+            <w:r>
+              <w:rPr>
+                <w:rFonts w:ascii="Lucida Console" w:hAnsi="Lucida Console"/>
+                <w:sz w:val="19"/>
+                <w:szCs w:val="20"/>
+              </w:rPr>
+              <w:t>/2023</w:t>
+            </w:r>
+            <w:r>
+              <w:rPr>
+                <w:rFonts w:ascii="Lucida Console" w:hAnsi="Lucida Console"/>
+                <w:sz w:val="19"/>
+                <w:szCs w:val="20"/>
+              </w:rPr>
+              <w:tab/>
+              <w:t xml:space="preserve">      10635.65</w:t>
+            </w:r>
+          </w:p>
+          <w:p>
+            <w:pPr>
+              <w:rPr>
+                <w:rFonts w:ascii="Lucida Console" w:hAnsi="Lucida Console"/>
+                <w:sz w:val="19"/>
+                <w:szCs w:val="20"/>
+              </w:rPr>
+            </w:pPr>
+            <w:r>
+              <w:rPr>
+                <w:rFonts w:ascii="Lucida Console" w:hAnsi="Lucida Console"/>
+                <w:sz w:val="19"/>
+                <w:szCs w:val="20"/>
+              </w:rPr>
+              <w:t>1/1</w:t>
+            </w:r>
+            <w:r>
+              <w:rPr>
+                <w:rFonts w:ascii="Lucida Console" w:hAnsi="Lucida Console"/>
+                <w:sz w:val="19"/>
+                <w:szCs w:val="20"/>
+              </w:rPr>
+              <w:t>2</w:t>
+            </w:r>
+            <w:r>
+              <w:rPr>
+                <w:rFonts w:ascii="Lucida Console" w:hAnsi="Lucida Console"/>
+                <w:sz w:val="19"/>
+                <w:szCs w:val="20"/>
+              </w:rPr>
+              <w:t>/2023</w:t>
+            </w:r>
+            <w:r>
+              <w:rPr>
+                <w:rFonts w:ascii="Lucida Console" w:hAnsi="Lucida Console"/>
+                <w:sz w:val="19"/>
+                <w:szCs w:val="20"/>
+              </w:rPr>
+              <w:tab/>
+              <w:t xml:space="preserve">      10742.63</w:t>
+            </w:r>
+          </w:p>
+          <w:p>
+            <w:pPr>
+              <w:rPr>
+                <w:rFonts w:ascii="Lucida Console" w:hAnsi="Lucida Console"/>
+                <w:sz w:val="19"/>
+                <w:szCs w:val="20"/>
+              </w:rPr>
+            </w:pPr>
+            <w:r>
+              <w:rPr>
+                <w:rFonts w:ascii="Lucida Console" w:hAnsi="Lucida Console"/>
+                <w:sz w:val="19"/>
+                <w:szCs w:val="20"/>
+              </w:rPr>
+              <w:t>1/1</w:t>
+            </w:r>
+            <w:r>
+              <w:rPr>
+                <w:rFonts w:ascii="Lucida Console" w:hAnsi="Lucida Console"/>
+                <w:sz w:val="19"/>
+                <w:szCs w:val="20"/>
+              </w:rPr>
+              <w:t>3</w:t>
+            </w:r>
+            <w:r>
+              <w:rPr>
+                <w:rFonts w:ascii="Lucida Console" w:hAnsi="Lucida Console"/>
+                <w:sz w:val="19"/>
+                <w:szCs w:val="20"/>
+              </w:rPr>
+              <w:t>/2023</w:t>
+            </w:r>
+            <w:r>
+              <w:rPr>
+                <w:rFonts w:ascii="Lucida Console" w:hAnsi="Lucida Console"/>
+                <w:sz w:val="19"/>
+                <w:szCs w:val="20"/>
+              </w:rPr>
+              <w:tab/>
+              <w:t xml:space="preserve">      10931.67</w:t>
+            </w:r>
+          </w:p>
+          <w:p>
+            <w:pPr>
+              <w:rPr>
+                <w:rFonts w:ascii="Lucida Console" w:hAnsi="Lucida Console"/>
+                <w:sz w:val="19"/>
+                <w:szCs w:val="20"/>
+              </w:rPr>
+            </w:pPr>
+            <w:r>
+              <w:rPr>
+                <w:rFonts w:ascii="Lucida Console" w:hAnsi="Lucida Console"/>
+                <w:sz w:val="19"/>
+                <w:szCs w:val="20"/>
+              </w:rPr>
+              <w:t>1/1</w:t>
+            </w:r>
+            <w:r>
+              <w:rPr>
+                <w:rFonts w:ascii="Lucida Console" w:hAnsi="Lucida Console"/>
+                <w:sz w:val="19"/>
+                <w:szCs w:val="20"/>
+              </w:rPr>
+              <w:t>4</w:t>
+            </w:r>
+            <w:r>
+              <w:rPr>
+                <w:rFonts w:ascii="Lucida Console" w:hAnsi="Lucida Console"/>
+                <w:sz w:val="19"/>
+                <w:szCs w:val="20"/>
+              </w:rPr>
+              <w:t>/2023</w:t>
+            </w:r>
+            <w:r>
+              <w:rPr>
+                <w:rFonts w:ascii="Lucida Console" w:hAnsi="Lucida Console"/>
+                <w:sz w:val="19"/>
+                <w:szCs w:val="20"/>
+              </w:rPr>
+              <w:tab/>
+              <w:t xml:space="preserve">      11001.1</w:t>
+            </w:r>
+          </w:p>
+          <w:p>
+            <w:pPr>
+              <w:rPr>
+                <w:rFonts w:ascii="Lucida Console" w:hAnsi="Lucida Console"/>
+                <w:sz w:val="19"/>
+                <w:szCs w:val="20"/>
+              </w:rPr>
+            </w:pPr>
+            <w:r>
+              <w:rPr>
+                <w:rFonts w:ascii="Lucida Console" w:hAnsi="Lucida Console"/>
+                <w:sz w:val="19"/>
+                <w:szCs w:val="20"/>
+              </w:rPr>
+              <w:t>1/17/2023</w:t>
+            </w:r>
+            <w:r>
+              <w:rPr>
+                <w:rFonts w:ascii="Lucida Console" w:hAnsi="Lucida Console"/>
+                <w:sz w:val="19"/>
+                <w:szCs w:val="20"/>
+              </w:rPr>
+              <w:tab/>
+              <w:t xml:space="preserve">      11095.11</w:t>
+            </w:r>
+          </w:p>
+        </w:tc>
+        <w:tc>
+          <w:tcPr>
+            <w:tcW w:w="4675" w:type="dxa"/>
+          </w:tcPr>
+          <w:p>
+            <w:pPr>
+              <w:rPr>
+                <w:rFonts w:ascii="Lucida Console" w:hAnsi="Lucida Console"/>
+                <w:sz w:val="19"/>
+                <w:szCs w:val="20"/>
+              </w:rPr>
+            </w:pPr>
+            <w:r>
+              <w:rPr>
+                <w:rFonts w:ascii="Lucida Console" w:hAnsi="Lucida Console"/>
+                <w:b/>
+                <w:bCs/>
+                <w:sz w:val="19"/>
+                <w:szCs w:val="20"/>
+              </w:rPr>
+              <w:t>observation_date</w:t>
+            </w:r>
+            <w:r>
+              <w:rPr>
+                <w:rFonts w:ascii="Lucida Console" w:hAnsi="Lucida Console"/>
+                <w:sz w:val="19"/>
+                <w:szCs w:val="20"/>
+              </w:rPr>
+              <w:tab/>
+            </w:r>
+            <w:r>
+              <w:rPr>
+                <w:rFonts w:ascii="Lucida Console" w:hAnsi="Lucida Console"/>
+                <w:b/>
+                <w:bCs/>
+                <w:sz w:val="19"/>
+                <w:szCs w:val="20"/>
+              </w:rPr>
+              <w:t>NASDAQCOM</w:t>
+            </w:r>
+          </w:p>
+          <w:p>
+            <w:pPr>
+              <w:rPr>
+                <w:rFonts w:ascii="Lucida Console" w:hAnsi="Lucida Console"/>
+                <w:sz w:val="19"/>
+                <w:szCs w:val="20"/>
+              </w:rPr>
+            </w:pPr>
+            <w:r>
+              <w:rPr>
+                <w:rFonts w:ascii="Lucida Console" w:hAnsi="Lucida Console"/>
+                <w:sz w:val="19"/>
+                <w:szCs w:val="20"/>
+              </w:rPr>
+              <w:t>1/</w:t>
+            </w:r>
+            <w:r>
+              <w:rPr>
+                <w:rFonts w:ascii="Lucida Console" w:hAnsi="Lucida Console"/>
+                <w:sz w:val="19"/>
+                <w:szCs w:val="20"/>
+              </w:rPr>
+              <w:t>7</w:t>
+            </w:r>
+            <w:r>
+              <w:rPr>
+                <w:rFonts w:ascii="Lucida Console" w:hAnsi="Lucida Console"/>
+                <w:sz w:val="19"/>
+                <w:szCs w:val="20"/>
+              </w:rPr>
+              <w:t>/2023</w:t>
+            </w:r>
+            <w:r>
+              <w:rPr>
+                <w:rFonts w:ascii="Lucida Console" w:hAnsi="Lucida Console"/>
+                <w:sz w:val="19"/>
+                <w:szCs w:val="20"/>
+              </w:rPr>
+              <w:tab/>
+              <w:t xml:space="preserve">      10386.98</w:t>
+            </w:r>
+          </w:p>
+          <w:p>
+            <w:pPr>
+              <w:rPr>
+                <w:rFonts w:ascii="Lucida Console" w:hAnsi="Lucida Console"/>
+                <w:sz w:val="19"/>
+                <w:szCs w:val="20"/>
+              </w:rPr>
+            </w:pPr>
+            <w:r>
+              <w:rPr>
+                <w:rFonts w:ascii="Lucida Console" w:hAnsi="Lucida Console"/>
+                <w:sz w:val="19"/>
+                <w:szCs w:val="20"/>
+              </w:rPr>
+              <w:t>1/</w:t>
+            </w:r>
+            <w:r>
+              <w:rPr>
+                <w:rFonts w:ascii="Lucida Console" w:hAnsi="Lucida Console"/>
+                <w:sz w:val="19"/>
+                <w:szCs w:val="20"/>
+              </w:rPr>
+              <w:t>8</w:t>
+            </w:r>
+            <w:r>
+              <w:rPr>
+                <w:rFonts w:ascii="Lucida Console" w:hAnsi="Lucida Console"/>
+                <w:sz w:val="19"/>
+                <w:szCs w:val="20"/>
+              </w:rPr>
+              <w:t>/2023</w:t>
+            </w:r>
+            <w:r>
+              <w:rPr>
+                <w:rFonts w:ascii="Lucida Console" w:hAnsi="Lucida Console"/>
+                <w:sz w:val="19"/>
+                <w:szCs w:val="20"/>
+              </w:rPr>
+              <w:tab/>
+              <w:t xml:space="preserve">      10458.76</w:t>
+            </w:r>
+          </w:p>
+          <w:p>
+            <w:pPr>
+              <w:rPr>
+                <w:rFonts w:ascii="Lucida Console" w:hAnsi="Lucida Console"/>
+                <w:sz w:val="19"/>
+                <w:szCs w:val="20"/>
+              </w:rPr>
+            </w:pPr>
+            <w:r>
+              <w:rPr>
+                <w:rFonts w:ascii="Lucida Console" w:hAnsi="Lucida Console"/>
+                <w:sz w:val="19"/>
+                <w:szCs w:val="20"/>
+              </w:rPr>
+              <w:t>1/</w:t>
+            </w:r>
+            <w:r>
+              <w:rPr>
+                <w:rFonts w:ascii="Lucida Console" w:hAnsi="Lucida Console"/>
+                <w:sz w:val="19"/>
+                <w:szCs w:val="20"/>
+              </w:rPr>
+              <w:t>9</w:t>
+            </w:r>
+            <w:r>
+              <w:rPr>
+                <w:rFonts w:ascii="Lucida Console" w:hAnsi="Lucida Console"/>
+                <w:sz w:val="19"/>
+                <w:szCs w:val="20"/>
+              </w:rPr>
+              <w:t>/2023</w:t>
+            </w:r>
+            <w:r>
+              <w:rPr>
+                <w:rFonts w:ascii="Lucida Console" w:hAnsi="Lucida Console"/>
+                <w:sz w:val="19"/>
+                <w:szCs w:val="20"/>
+              </w:rPr>
+              <w:tab/>
+              <w:t xml:space="preserve">      10305.24</w:t>
+            </w:r>
+          </w:p>
+          <w:p>
+            <w:pPr>
+              <w:rPr>
+                <w:rFonts w:ascii="Lucida Console" w:hAnsi="Lucida Console"/>
+                <w:sz w:val="19"/>
+                <w:szCs w:val="20"/>
+              </w:rPr>
+            </w:pPr>
+            <w:r>
+              <w:rPr>
+                <w:rFonts w:ascii="Lucida Console" w:hAnsi="Lucida Console"/>
+                <w:sz w:val="19"/>
+                <w:szCs w:val="20"/>
+              </w:rPr>
+              <w:t>1/</w:t>
+            </w:r>
+            <w:r>
+              <w:rPr>
+                <w:rFonts w:ascii="Lucida Console" w:hAnsi="Lucida Console"/>
+                <w:sz w:val="19"/>
+                <w:szCs w:val="20"/>
+              </w:rPr>
+              <w:t>10</w:t>
+            </w:r>
+            <w:r>
+              <w:rPr>
+                <w:rFonts w:ascii="Lucida Console" w:hAnsi="Lucida Console"/>
+                <w:sz w:val="19"/>
+                <w:szCs w:val="20"/>
+              </w:rPr>
+              <w:t>/2023</w:t>
+            </w:r>
+            <w:r>
+              <w:rPr>
+                <w:rFonts w:ascii="Lucida Console" w:hAnsi="Lucida Console"/>
+                <w:sz w:val="19"/>
+                <w:szCs w:val="20"/>
+              </w:rPr>
+              <w:tab/>
+              <w:t xml:space="preserve">      10569.29</w:t>
+            </w:r>
+          </w:p>
+          <w:p>
+            <w:pPr>
+              <w:rPr>
+                <w:rFonts w:ascii="Lucida Console" w:hAnsi="Lucida Console"/>
+                <w:sz w:val="19"/>
+                <w:szCs w:val="20"/>
+              </w:rPr>
+            </w:pPr>
+            <w:r>
+              <w:rPr>
+                <w:rFonts w:ascii="Lucida Console" w:hAnsi="Lucida Console"/>
+                <w:sz w:val="19"/>
+                <w:szCs w:val="20"/>
+              </w:rPr>
+              <w:t>1/</w:t>
+            </w:r>
+            <w:r>
+              <w:rPr>
+                <w:rFonts w:ascii="Lucida Console" w:hAnsi="Lucida Console"/>
+                <w:sz w:val="19"/>
+                <w:szCs w:val="20"/>
+              </w:rPr>
+              <w:t>11</w:t>
+            </w:r>
+            <w:r>
+              <w:rPr>
+                <w:rFonts w:ascii="Lucida Console" w:hAnsi="Lucida Console"/>
+                <w:sz w:val="19"/>
+                <w:szCs w:val="20"/>
+              </w:rPr>
+              <w:t>/2023</w:t>
+            </w:r>
+            <w:r>
+              <w:rPr>
+                <w:rFonts w:ascii="Lucida Console" w:hAnsi="Lucida Console"/>
+                <w:sz w:val="19"/>
+                <w:szCs w:val="20"/>
+              </w:rPr>
+              <w:tab/>
+              <w:t xml:space="preserve">      10635.65</w:t>
+            </w:r>
+          </w:p>
+          <w:p>
+            <w:pPr>
+              <w:rPr>
+                <w:rFonts w:ascii="Lucida Console" w:hAnsi="Lucida Console"/>
+                <w:sz w:val="19"/>
+                <w:szCs w:val="20"/>
+              </w:rPr>
+            </w:pPr>
+            <w:r>
+              <w:rPr>
+                <w:rFonts w:ascii="Lucida Console" w:hAnsi="Lucida Console"/>
+                <w:sz w:val="19"/>
+                <w:szCs w:val="20"/>
+              </w:rPr>
+              <w:t>1/1</w:t>
+            </w:r>
+            <w:r>
+              <w:rPr>
+                <w:rFonts w:ascii="Lucida Console" w:hAnsi="Lucida Console"/>
+                <w:sz w:val="19"/>
+                <w:szCs w:val="20"/>
+              </w:rPr>
+              <w:t>2</w:t>
+            </w:r>
+            <w:r>
+              <w:rPr>
+                <w:rFonts w:ascii="Lucida Console" w:hAnsi="Lucida Console"/>
+                <w:sz w:val="19"/>
+                <w:szCs w:val="20"/>
+              </w:rPr>
+              <w:t>/2023</w:t>
+            </w:r>
+            <w:r>
+              <w:rPr>
+                <w:rFonts w:ascii="Lucida Console" w:hAnsi="Lucida Console"/>
+                <w:sz w:val="19"/>
+                <w:szCs w:val="20"/>
+              </w:rPr>
+              <w:tab/>
+              <w:t xml:space="preserve">      10742.63</w:t>
+            </w:r>
+          </w:p>
+          <w:p>
+            <w:pPr>
+              <w:rPr>
+                <w:rFonts w:ascii="Lucida Console" w:hAnsi="Lucida Console"/>
+                <w:sz w:val="19"/>
+                <w:szCs w:val="20"/>
+              </w:rPr>
+            </w:pPr>
+            <w:r>
+              <w:rPr>
+                <w:rFonts w:ascii="Lucida Console" w:hAnsi="Lucida Console"/>
+                <w:sz w:val="19"/>
+                <w:szCs w:val="20"/>
+              </w:rPr>
+              <w:t>1/1</w:t>
+            </w:r>
+            <w:r>
+              <w:rPr>
+                <w:rFonts w:ascii="Lucida Console" w:hAnsi="Lucida Console"/>
+                <w:sz w:val="19"/>
+                <w:szCs w:val="20"/>
+              </w:rPr>
+              <w:t>3</w:t>
+            </w:r>
+            <w:r>
+              <w:rPr>
+                <w:rFonts w:ascii="Lucida Console" w:hAnsi="Lucida Console"/>
+                <w:sz w:val="19"/>
+                <w:szCs w:val="20"/>
+              </w:rPr>
+              <w:t>/2023</w:t>
+            </w:r>
+            <w:r>
+              <w:rPr>
+                <w:rFonts w:ascii="Lucida Console" w:hAnsi="Lucida Console"/>
+                <w:sz w:val="19"/>
+                <w:szCs w:val="20"/>
+              </w:rPr>
+              <w:tab/>
+              <w:t xml:space="preserve">      10931.67</w:t>
+            </w:r>
+          </w:p>
+          <w:p>
+            <w:pPr>
+              <w:rPr>
+                <w:rFonts w:ascii="Lucida Console" w:hAnsi="Lucida Console"/>
+                <w:sz w:val="19"/>
+                <w:szCs w:val="20"/>
+              </w:rPr>
+            </w:pPr>
+            <w:r>
+              <w:rPr>
+                <w:rFonts w:ascii="Lucida Console" w:hAnsi="Lucida Console"/>
+                <w:sz w:val="19"/>
+                <w:szCs w:val="20"/>
+              </w:rPr>
+              <w:t>1/</w:t>
+            </w:r>
+            <w:r>
+              <w:rPr>
+                <w:rFonts w:ascii="Lucida Console" w:hAnsi="Lucida Console"/>
+                <w:sz w:val="19"/>
+                <w:szCs w:val="20"/>
+              </w:rPr>
+              <w:t>14</w:t>
+            </w:r>
+            <w:r>
+              <w:rPr>
+                <w:rFonts w:ascii="Lucida Console" w:hAnsi="Lucida Console"/>
+                <w:sz w:val="19"/>
+                <w:szCs w:val="20"/>
+              </w:rPr>
+              <w:t>/2023</w:t>
+            </w:r>
+            <w:r>
+              <w:rPr>
+                <w:rFonts w:ascii="Lucida Console" w:hAnsi="Lucida Console"/>
+                <w:sz w:val="19"/>
+                <w:szCs w:val="20"/>
+              </w:rPr>
+              <w:tab/>
+              <w:t xml:space="preserve">      11001.1</w:t>
+            </w:r>
+          </w:p>
+          <w:p>
+            <w:pPr>
+              <w:rPr>
+                <w:rFonts w:ascii="Lucida Console" w:hAnsi="Lucida Console"/>
+                <w:b/>
+                <w:bCs/>
+                <w:i/>
+                <w:iCs/>
+                <w:sz w:val="19"/>
+                <w:szCs w:val="20"/>
+              </w:rPr>
+            </w:pPr>
+            <w:r>
+              <w:rPr>
+                <w:rFonts w:ascii="Lucida Console" w:hAnsi="Lucida Console"/>
+                <w:b/>
+                <w:bCs/>
+                <w:i/>
+                <w:iCs/>
+                <w:sz w:val="19"/>
+                <w:szCs w:val="20"/>
+              </w:rPr>
+              <w:t>1/</w:t>
+            </w:r>
+            <w:r>
+              <w:rPr>
+                <w:rFonts w:ascii="Lucida Console" w:hAnsi="Lucida Console"/>
+                <w:b/>
+                <w:bCs/>
+                <w:i/>
+                <w:iCs/>
+                <w:sz w:val="19"/>
+                <w:szCs w:val="20"/>
+              </w:rPr>
+              <w:t>15</w:t>
+            </w:r>
+            <w:r>
+              <w:rPr>
+                <w:rFonts w:ascii="Lucida Console" w:hAnsi="Lucida Console"/>
+                <w:b/>
+                <w:bCs/>
+                <w:i/>
+                <w:iCs/>
+                <w:sz w:val="19"/>
+                <w:szCs w:val="20"/>
+              </w:rPr>
+              <w:t>/2023</w:t>
+            </w:r>
+            <w:r>
+              <w:rPr>
+                <w:rFonts w:ascii="Lucida Console" w:hAnsi="Lucida Console"/>
+                <w:b/>
+                <w:bCs/>
+                <w:i/>
+                <w:iCs/>
+                <w:sz w:val="19"/>
+                <w:szCs w:val="20"/>
+              </w:rPr>
+              <w:tab/>
+              <w:t xml:space="preserve">      </w:t>
+            </w:r>
+            <w:r>
+              <w:rPr>
+                <w:rFonts w:ascii="Lucida Console" w:hAnsi="Lucida Console"/>
+                <w:b/>
+                <w:bCs/>
+                <w:i/>
+                <w:iCs/>
+                <w:sz w:val="19"/>
+                <w:szCs w:val="20"/>
+              </w:rPr>
+              <w:t>11032.</w:t>
+            </w:r>
+            <w:r>
+              <w:rPr>
+                <w:rFonts w:ascii="Lucida Console" w:hAnsi="Lucida Console"/>
+                <w:b/>
+                <w:bCs/>
+                <w:i/>
+                <w:iCs/>
+                <w:sz w:val="19"/>
+                <w:szCs w:val="20"/>
+              </w:rPr>
+              <w:t>437</w:t>
+            </w:r>
+          </w:p>
+          <w:p>
+            <w:pPr>
+              <w:rPr>
+                <w:rFonts w:ascii="Lucida Console" w:hAnsi="Lucida Console"/>
+                <w:b/>
+                <w:bCs/>
+                <w:i/>
+                <w:iCs/>
+                <w:sz w:val="19"/>
+                <w:szCs w:val="20"/>
+              </w:rPr>
+            </w:pPr>
+            <w:r>
+              <w:rPr>
+                <w:rFonts w:ascii="Lucida Console" w:hAnsi="Lucida Console"/>
+                <w:b/>
+                <w:bCs/>
+                <w:i/>
+                <w:iCs/>
+                <w:sz w:val="19"/>
+                <w:szCs w:val="20"/>
+              </w:rPr>
+              <w:t>1/16/2023</w:t>
+            </w:r>
+            <w:r>
+              <w:rPr>
+                <w:rFonts w:ascii="Lucida Console" w:hAnsi="Lucida Console"/>
+                <w:b/>
+                <w:bCs/>
+                <w:i/>
+                <w:iCs/>
+                <w:sz w:val="19"/>
+                <w:szCs w:val="20"/>
+              </w:rPr>
+              <w:tab/>
+              <w:t xml:space="preserve">      </w:t>
+            </w:r>
+            <w:r>
+              <w:rPr>
+                <w:rFonts w:ascii="Lucida Console" w:hAnsi="Lucida Console"/>
+                <w:b/>
+                <w:bCs/>
+                <w:i/>
+                <w:iCs/>
+                <w:sz w:val="19"/>
+                <w:szCs w:val="20"/>
+              </w:rPr>
+              <w:t>11</w:t>
+            </w:r>
+            <w:r>
+              <w:rPr>
+                <w:rFonts w:ascii="Lucida Console" w:hAnsi="Lucida Console"/>
+                <w:b/>
+                <w:bCs/>
+                <w:i/>
+                <w:iCs/>
+                <w:sz w:val="19"/>
+                <w:szCs w:val="20"/>
+              </w:rPr>
+              <w:t>0</w:t>
+            </w:r>
+            <w:r>
+              <w:rPr>
+                <w:rFonts w:ascii="Lucida Console" w:hAnsi="Lucida Console"/>
+                <w:b/>
+                <w:bCs/>
+                <w:i/>
+                <w:iCs/>
+                <w:sz w:val="19"/>
+                <w:szCs w:val="20"/>
+              </w:rPr>
+              <w:t>63.</w:t>
+            </w:r>
+            <w:r>
+              <w:rPr>
+                <w:rFonts w:ascii="Lucida Console" w:hAnsi="Lucida Console"/>
+                <w:b/>
+                <w:bCs/>
+                <w:i/>
+                <w:iCs/>
+                <w:sz w:val="19"/>
+                <w:szCs w:val="20"/>
+              </w:rPr>
+              <w:t>673</w:t>
+            </w:r>
+          </w:p>
+          <w:p>
+            <w:pPr>
+              <w:rPr>
+                <w:sz w:val="23"/>
+                <w:szCs w:val="23"/>
+              </w:rPr>
+            </w:pPr>
+            <w:r>
+              <w:rPr>
+                <w:rFonts w:ascii="Lucida Console" w:hAnsi="Lucida Console"/>
+                <w:sz w:val="19"/>
+                <w:szCs w:val="20"/>
+              </w:rPr>
+              <w:t>1/17/2023</w:t>
+            </w:r>
+            <w:r>
+              <w:rPr>
+                <w:rFonts w:ascii="Lucida Console" w:hAnsi="Lucida Console"/>
+                <w:sz w:val="19"/>
+                <w:szCs w:val="20"/>
+              </w:rPr>
+              <w:tab/>
+              <w:t xml:space="preserve">      11095.11</w:t>
+            </w:r>
+          </w:p>
+        </w:tc>
+      </w:tr>
+    </w:tbl>
+    <w:p>
+      <w:pPr>
+        <w:spacing w:after="0" w:line="240" w:lineRule="auto"/>
+        <w:ind w:left="720"/>
+        <w:rPr>
+          <w:sz w:val="23"/>
+          <w:szCs w:val="23"/>
+        </w:rPr>
+      </w:pPr>
+    </w:p>
+    <w:p>
+      <w:pPr>
+        <w:spacing w:after="0" w:line="240" w:lineRule="auto"/>
+        <w:rPr>
+          <w:sz w:val="23"/>
+          <w:szCs w:val="23"/>
+        </w:rPr>
+      </w:pPr>
+      <w:r>
+        <w:rPr>
+          <w:sz w:val="23"/>
+          <w:szCs w:val="23"/>
+        </w:rPr>
+        <w:t>The cleanup operations are on the two columns are:</w:t>
+      </w:r>
+    </w:p>
+    <w:p>
+      <w:pPr>
+        <w:pStyle w:val="ListParagraph"/>
+        <w:numPr>
+          <w:ilvl w:val="0"/>
+          <w:numId w:val="1"/>
+        </w:numPr>
+        <w:spacing w:after="0" w:line="240" w:lineRule="auto"/>
+        <w:rPr>
+          <w:sz w:val="23"/>
+          <w:szCs w:val="23"/>
+        </w:rPr>
+      </w:pPr>
+      <w:r>
+        <w:rPr>
+          <w:rFonts w:ascii="Lucida Console" w:hAnsi="Lucida Console"/>
+          <w:b/>
+          <w:bCs/>
+          <w:sz w:val="19"/>
+          <w:szCs w:val="20"/>
+        </w:rPr>
+        <w:t>observation_date</w:t>
+      </w:r>
+      <w:r>
+        <w:rPr>
+          <w:sz w:val="23"/>
+          <w:szCs w:val="23"/>
+        </w:rPr>
+        <w:t xml:space="preserve"> must not be missing.</w:t>
+      </w:r>
+    </w:p>
+    <w:p>
+      <w:pPr>
+        <w:pStyle w:val="ListParagraph"/>
+        <w:numPr>
+          <w:ilvl w:val="0"/>
+          <w:numId w:val="1"/>
+        </w:numPr>
+        <w:spacing w:after="0" w:line="240" w:lineRule="auto"/>
+        <w:rPr>
+          <w:sz w:val="23"/>
+          <w:szCs w:val="23"/>
+        </w:rPr>
+      </w:pPr>
+      <w:r>
+        <w:rPr>
+          <w:sz w:val="23"/>
+          <w:szCs w:val="23"/>
+        </w:rPr>
+        <w:t xml:space="preserve">Format of </w:t>
+      </w:r>
+      <w:r>
+        <w:rPr>
+          <w:rFonts w:ascii="Lucida Console" w:hAnsi="Lucida Console"/>
+          <w:b/>
+          <w:bCs/>
+          <w:sz w:val="19"/>
+          <w:szCs w:val="20"/>
+        </w:rPr>
+        <w:t>observation_date</w:t>
+      </w:r>
+      <w:r>
+        <w:rPr>
+          <w:sz w:val="23"/>
+          <w:szCs w:val="23"/>
+        </w:rPr>
+        <w:t xml:space="preserve"> </w:t>
+      </w:r>
+      <w:r>
+        <w:rPr>
+          <w:rFonts w:ascii="Lucida Console" w:hAnsi="Lucida Console"/>
+          <w:sz w:val="19"/>
+          <w:szCs w:val="20"/>
+        </w:rPr>
+        <w:t>is</w:t>
+      </w:r>
+      <w:r>
+        <w:rPr>
+          <w:sz w:val="23"/>
+          <w:szCs w:val="23"/>
+        </w:rPr>
+        <w:t xml:space="preserve"> </w:t>
+      </w:r>
+      <w:r>
+        <w:rPr>
+          <w:rFonts w:ascii="Lucida Console" w:hAnsi="Lucida Console"/>
+          <w:sz w:val="19"/>
+          <w:szCs w:val="20"/>
+        </w:rPr>
+        <w:t>“yyyy-mm-dd”.</w:t>
+      </w:r>
+    </w:p>
+    <w:p>
+      <w:pPr>
+        <w:pStyle w:val="ListParagraph"/>
+        <w:numPr>
+          <w:ilvl w:val="0"/>
+          <w:numId w:val="1"/>
+        </w:numPr>
+        <w:spacing w:after="0" w:line="240" w:lineRule="auto"/>
+        <w:rPr>
+          <w:sz w:val="23"/>
+          <w:szCs w:val="23"/>
+        </w:rPr>
+      </w:pPr>
+      <w:r>
+        <w:rPr>
+          <w:sz w:val="23"/>
+          <w:szCs w:val="23"/>
+        </w:rPr>
         <w:t xml:space="preserve">Missing </w:t>
       </w:r>
       <w:r>
@@ -1423,7 +3094,35 @@
           <w:sz w:val="23"/>
           <w:szCs w:val="23"/>
         </w:rPr>
-        <w:t xml:space="preserve"> is unique monotonically increases in the file.</w:t>
+        <w:t xml:space="preserve"> is unique </w:t>
+      </w:r>
+      <w:r>
+        <w:rPr>
+          <w:sz w:val="23"/>
+          <w:szCs w:val="23"/>
+        </w:rPr>
+        <w:t xml:space="preserve">and </w:t>
+      </w:r>
+      <w:r>
+        <w:rPr>
+          <w:sz w:val="23"/>
+          <w:szCs w:val="23"/>
+        </w:rPr>
+        <w:t>monotonically increases in the file</w:t>
+      </w:r>
+      <w:r>
+        <w:rPr>
+          <w:sz w:val="23"/>
+          <w:szCs w:val="23"/>
+        </w:rPr>
+        <w:t>,</w:t>
+      </w:r>
+      <w:r>
+        <w:rPr>
+          <w:sz w:val="23"/>
+          <w:szCs w:val="23"/>
+        </w:rPr>
+        <w:t xml:space="preserve"> and</w:t>
       </w:r>
     </w:p>
     <w:p>
@@ -1444,6 +3143,34 @@
           <w:sz w:val="23"/>
           <w:szCs w:val="23"/>
         </w:rPr>
+        <w:t>there are no missing date values.</w:t>
+      </w:r>
+      <w:r>
+        <w:rPr>
+          <w:sz w:val="23"/>
+          <w:szCs w:val="23"/>
+        </w:rPr>
+        <w:t xml:space="preserve"> </w:t>
+      </w:r>
+    </w:p>
+    <w:p>
+      <w:pPr>
+        <w:pStyle w:val="ListParagraph"/>
+        <w:numPr>
+          <w:ilvl w:val="0"/>
+          <w:numId w:val="2"/>
+        </w:numPr>
+        <w:spacing w:after="0" w:line="240" w:lineRule="auto"/>
+        <w:rPr>
+          <w:sz w:val="23"/>
+          <w:szCs w:val="23"/>
+        </w:rPr>
+      </w:pPr>
+      <w:r>
+        <w:rPr>
+          <w:sz w:val="23"/>
+          <w:szCs w:val="23"/>
+        </w:rPr>
         <w:t xml:space="preserve">10,000 &lt;= </w:t>
       </w:r>
       <w:r>
@@ -1461,7 +3188,21 @@
           <w:sz w:val="23"/>
           <w:szCs w:val="23"/>
         </w:rPr>
-        <w:t xml:space="preserve"> &lt;= 27000</w:t>
+        <w:t xml:space="preserve"> &lt;= </w:t>
+      </w:r>
+      <w:r>
+        <w:rPr>
+          <w:sz w:val="23"/>
+          <w:szCs w:val="23"/>
+        </w:rPr>
+        <w:t>30</w:t>
+      </w:r>
+      <w:r>
+        <w:rPr>
+          <w:sz w:val="23"/>
+          <w:szCs w:val="23"/>
+        </w:rPr>
+        <w:t>000</w:t>
       </w:r>
       <w:r>
         <w:rPr>
@@ -1493,42 +3234,209 @@
           <w:sz w:val="23"/>
           <w:szCs w:val="23"/>
         </w:rPr>
-        <w:t>Write out the corrected data as an Excel dialect CSV file. Count and display the number of records processed (excluding the header record); the number of interpolations performed, and the number of dates not monotonically increasing.</w:t>
-      </w:r>
-      <w:r>
-        <w:rPr>
-          <w:sz w:val="23"/>
-          <w:szCs w:val="23"/>
-        </w:rPr>
-        <w:t xml:space="preserve"> Use pandas and CSV writer libraries of Python.</w:t>
-      </w:r>
-      <w:r>
-        <w:rPr>
-          <w:sz w:val="23"/>
-          <w:szCs w:val="23"/>
-        </w:rPr>
-        <w:t xml:space="preserve"> The program </w:t>
-      </w:r>
-      <w:r>
-        <w:rPr>
-          <w:sz w:val="23"/>
-          <w:szCs w:val="23"/>
-        </w:rPr>
-        <w:t>should use</w:t>
-      </w:r>
-      <w:r>
-        <w:rPr>
-          <w:sz w:val="23"/>
-          <w:szCs w:val="23"/>
-        </w:rPr>
-        <w:t xml:space="preserve"> constants for the input and output file names.</w:t>
-      </w:r>
-      <w:r>
-        <w:rPr>
-          <w:sz w:val="23"/>
-          <w:szCs w:val="23"/>
-        </w:rPr>
-        <w:t xml:space="preserve"> The main method should define the input and output file names and delegate the processing to a private method accepting input and output files names.</w:t>
+        <w:t>Display the value in error along with the row number of the problem.</w:t>
+      </w:r>
+    </w:p>
+    <w:p>
+      <w:pPr>
+        <w:spacing w:after="0" w:line="240" w:lineRule="auto"/>
+        <w:rPr>
+          <w:sz w:val="23"/>
+          <w:szCs w:val="23"/>
+        </w:rPr>
+      </w:pPr>
+    </w:p>
+    <w:p>
+      <w:pPr>
+        <w:spacing w:after="0" w:line="240" w:lineRule="auto"/>
+        <w:rPr>
+          <w:sz w:val="23"/>
+          <w:szCs w:val="23"/>
+        </w:rPr>
+      </w:pPr>
+      <w:r>
+        <w:rPr>
+          <w:sz w:val="23"/>
+          <w:szCs w:val="23"/>
+        </w:rPr>
+        <w:t xml:space="preserve">Write out the corrected data as an Excel dialect CSV file. </w:t>
+      </w:r>
+      <w:r>
+        <w:rPr>
+          <w:sz w:val="23"/>
+          <w:szCs w:val="23"/>
+        </w:rPr>
+        <w:t xml:space="preserve">Display the beginning and ending dates for both the input and output files. </w:t>
+      </w:r>
+      <w:r>
+        <w:rPr>
+          <w:sz w:val="23"/>
+          <w:szCs w:val="23"/>
+        </w:rPr>
+        <w:t xml:space="preserve">Count and display the number of records processed (excluding the header record); the number of interpolations performed, </w:t>
+      </w:r>
+      <w:r>
+        <w:rPr>
+          <w:sz w:val="23"/>
+          <w:szCs w:val="23"/>
+        </w:rPr>
+        <w:t xml:space="preserve">the number of missing rows added to the output, </w:t>
+      </w:r>
+      <w:r>
+        <w:rPr>
+          <w:sz w:val="23"/>
+          <w:szCs w:val="23"/>
+        </w:rPr>
+        <w:t xml:space="preserve">the number of records written, </w:t>
+      </w:r>
+      <w:r>
+        <w:rPr>
+          <w:sz w:val="23"/>
+          <w:szCs w:val="23"/>
+        </w:rPr>
+        <w:t>and the number of dates not monotonically increasing.</w:t>
+      </w:r>
+      <w:r>
+        <w:rPr>
+          <w:sz w:val="23"/>
+          <w:szCs w:val="23"/>
+        </w:rPr>
+        <w:t xml:space="preserve"> </w:t>
+      </w:r>
+    </w:p>
+    <w:p>
+      <w:pPr>
+        <w:pStyle w:val="Heading2"/>
+        <w:spacing w:line="240" w:lineRule="auto"/>
+      </w:pPr>
+      <w:r>
+        <w:t>Implementation Instructions</w:t>
+      </w:r>
+    </w:p>
+    <w:p>
+      <w:pPr>
+        <w:spacing w:after="0" w:line="240" w:lineRule="auto"/>
+        <w:rPr>
+          <w:sz w:val="23"/>
+          <w:szCs w:val="23"/>
+        </w:rPr>
+      </w:pPr>
+      <w:r>
+        <w:rPr>
+          <w:sz w:val="23"/>
+          <w:szCs w:val="23"/>
+        </w:rPr>
+        <w:t xml:space="preserve">Provide module docs and doc strings for all generated methods. </w:t>
+      </w:r>
+      <w:r>
+        <w:rPr>
+          <w:sz w:val="23"/>
+          <w:szCs w:val="23"/>
+        </w:rPr>
+        <w:t>Use pandas and CSV writer libraries of Python. The program should use constants for the input and output file names.</w:t>
+      </w:r>
+    </w:p>
+    <w:p>
+      <w:pPr>
+        <w:spacing w:after="0" w:line="240" w:lineRule="auto"/>
+        <w:rPr>
+          <w:sz w:val="23"/>
+          <w:szCs w:val="23"/>
+        </w:rPr>
+      </w:pPr>
+    </w:p>
+    <w:p>
+      <w:pPr>
+        <w:spacing w:after="0" w:line="240" w:lineRule="auto"/>
+        <w:rPr>
+          <w:sz w:val="23"/>
+          <w:szCs w:val="23"/>
+        </w:rPr>
+      </w:pPr>
+      <w:r>
+        <w:rPr>
+          <w:sz w:val="23"/>
+          <w:szCs w:val="23"/>
+        </w:rPr>
+        <w:t xml:space="preserve">The raw NASDAQ index file location is </w:t>
+      </w:r>
+      <w:r>
+        <w:rPr>
+          <w:b/>
+          <w:bCs/>
+          <w:sz w:val="23"/>
+          <w:szCs w:val="23"/>
+        </w:rPr>
+        <w:t>data\NASDAQCOM_RAW.csv</w:t>
+      </w:r>
+      <w:r>
+        <w:rPr>
+          <w:sz w:val="23"/>
+          <w:szCs w:val="23"/>
+        </w:rPr>
+        <w:t xml:space="preserve">. The formatted output file will be created in </w:t>
+      </w:r>
+      <w:r>
+        <w:rPr>
+          <w:b/>
+          <w:bCs/>
+          <w:sz w:val="23"/>
+          <w:szCs w:val="23"/>
+        </w:rPr>
+        <w:t>data\NASDAQCOM.csv</w:t>
+      </w:r>
+      <w:r>
+        <w:rPr>
+          <w:sz w:val="23"/>
+          <w:szCs w:val="23"/>
+        </w:rPr>
+        <w:t>.</w:t>
+      </w:r>
+    </w:p>
+    <w:p>
+      <w:pPr>
+        <w:spacing w:after="0" w:line="240" w:lineRule="auto"/>
+        <w:rPr>
+          <w:sz w:val="23"/>
+          <w:szCs w:val="23"/>
+        </w:rPr>
+      </w:pPr>
+    </w:p>
+    <w:p>
+      <w:pPr>
+        <w:spacing w:after="0" w:line="240" w:lineRule="auto"/>
+        <w:rPr>
+          <w:sz w:val="23"/>
+          <w:szCs w:val="23"/>
+        </w:rPr>
+      </w:pPr>
+      <w:r>
+        <w:rPr>
+          <w:sz w:val="23"/>
+          <w:szCs w:val="23"/>
+        </w:rPr>
+        <w:t xml:space="preserve">Generate a public main method providing a command-line entry point that defines the input and output files from constants. Create a private method that orchestrates the solution and is invoked by the main method. The orchestrator should display a </w:t>
+      </w:r>
+      <w:r>
+        <w:rPr>
+          <w:sz w:val="23"/>
+          <w:szCs w:val="23"/>
+        </w:rPr>
+        <w:t>describing the file processing,</w:t>
+      </w:r>
+      <w:r>
+        <w:rPr>
+          <w:sz w:val="23"/>
+          <w:szCs w:val="23"/>
+        </w:rPr>
+        <w:t xml:space="preserve"> and list input and output files</w:t>
+      </w:r>
+      <w:r>
+        <w:rPr>
+          <w:sz w:val="23"/>
+          <w:szCs w:val="23"/>
+        </w:rPr>
+        <w:t>; it should display a line with “Done.”.</w:t>
       </w:r>
     </w:p>
     <w:p>
@@ -1676,7 +3584,120 @@
   <w:abstractNum w:abstractNumId="1" w15:restartNumberingAfterBreak="0">
     <w:nsid w:val="14064FE9"/>
     <w:multiLevelType w:val="hybridMultilevel"/>
-    <w:tmpl w:val="C97C5802"/>
+    <w:tmpl w:val="7FAC77FC"/>
+    <w:lvl w:ilvl="0" w:tplc="04090001">
+      <w:start w:val="1"/>
+      <w:numFmt w:val="bullet"/>
+      <w:lvlText w:val=""/>
+      <w:lvlJc w:val="left"/>
+      <w:pPr>
+        <w:ind w:left="720" w:hanging="360"/>
+      </w:pPr>
+      <w:rPr>
+        <w:rFonts w:ascii="Symbol" w:hAnsi="Symbol" w:hint="default"/>
+      </w:rPr>
+    </w:lvl>
+    <w:lvl w:ilvl="1" w:tplc="04090003" w:tentative="1">
+      <w:start w:val="1"/>
+      <w:numFmt w:val="bullet"/>
+      <w:lvlText w:val="o"/>
+      <w:lvlJc w:val="left"/>
+      <w:pPr>
+        <w:ind w:left="1440" w:hanging="360"/>
+      </w:pPr>
+      <w:rPr>
+        <w:rFonts w:ascii="Courier New" w:hAnsi="Courier New" w:cs="Courier New" w:hint="default"/>
+      </w:rPr>
+    </w:lvl>
+    <w:lvl w:ilvl="2" w:tplc="04090005" w:tentative="1">
+      <w:start w:val="1"/>
+      <w:numFmt w:val="bullet"/>
+      <w:lvlText w:val=""/>
+      <w:lvlJc w:val="left"/>
+      <w:pPr>
+        <w:ind w:left="2160" w:hanging="360"/>
+      </w:pPr>
+      <w:rPr>
+        <w:rFonts w:ascii="Wingdings" w:hAnsi="Wingdings" w:hint="default"/>
+      </w:rPr>
+    </w:lvl>
+    <w:lvl w:ilvl="3" w:tplc="04090001" w:tentative="1">
+      <w:start w:val="1"/>
+      <w:numFmt w:val="bullet"/>
+      <w:lvlText w:val=""/>
+      <w:lvlJc w:val="left"/>
+      <w:pPr>
+        <w:ind w:left="2880" w:hanging="360"/>
+      </w:pPr>
+      <w:rPr>
+        <w:rFonts w:ascii="Symbol" w:hAnsi="Symbol" w:hint="default"/>
+      </w:rPr>
+    </w:lvl>
+    <w:lvl w:ilvl="4" w:tplc="04090003" w:tentative="1">
+      <w:start w:val="1"/>
+      <w:numFmt w:val="bullet"/>
+      <w:lvlText w:val="o"/>
+      <w:lvlJc w:val="left"/>
+      <w:pPr>
+        <w:ind w:left="3600" w:hanging="360"/>
+      </w:pPr>
+      <w:rPr>
+        <w:rFonts w:ascii="Courier New" w:hAnsi="Courier New" w:cs="Courier New" w:hint="default"/>
+      </w:rPr>
+    </w:lvl>
+    <w:lvl w:ilvl="5" w:tplc="04090005" w:tentative="1">
+      <w:start w:val="1"/>
+      <w:numFmt w:val="bullet"/>
+      <w:lvlText w:val=""/>
+      <w:lvlJc w:val="left"/>
+      <w:pPr>
+        <w:ind w:left="4320" w:hanging="360"/>
+      </w:pPr>
+      <w:rPr>
+        <w:rFonts w:ascii="Wingdings" w:hAnsi="Wingdings" w:hint="default"/>
+      </w:rPr>
+    </w:lvl>
+    <w:lvl w:ilvl="6" w:tplc="04090001" w:tentative="1">
+      <w:start w:val="1"/>
+      <w:numFmt w:val="bullet"/>
+      <w:lvlText w:val=""/>
+      <w:lvlJc w:val="left"/>
+      <w:pPr>
+        <w:ind w:left="5040" w:hanging="360"/>
+      </w:pPr>
+      <w:rPr>
+        <w:rFonts w:ascii="Symbol" w:hAnsi="Symbol" w:hint="default"/>
+      </w:rPr>
+    </w:lvl>
+    <w:lvl w:ilvl="7" w:tplc="04090003" w:tentative="1">
+      <w:start w:val="1"/>
+      <w:numFmt w:val="bullet"/>
+      <w:lvlText w:val="o"/>
+      <w:lvlJc w:val="left"/>
+      <w:pPr>
+        <w:ind w:left="5760" w:hanging="360"/>
+      </w:pPr>
+      <w:rPr>
+        <w:rFonts w:ascii="Courier New" w:hAnsi="Courier New" w:cs="Courier New" w:hint="default"/>
+      </w:rPr>
+    </w:lvl>
+    <w:lvl w:ilvl="8" w:tplc="04090005" w:tentative="1">
+      <w:start w:val="1"/>
+      <w:numFmt w:val="bullet"/>
+      <w:lvlText w:val=""/>
+      <w:lvlJc w:val="left"/>
+      <w:pPr>
+        <w:ind w:left="6480" w:hanging="360"/>
+      </w:pPr>
+      <w:rPr>
+        <w:rFonts w:ascii="Wingdings" w:hAnsi="Wingdings" w:hint="default"/>
+      </w:rPr>
+    </w:lvl>
+  </w:abstractNum>
+  <w:abstractNum w:abstractNumId="2" w15:restartNumberingAfterBreak="0">
+    <w:nsid w:val="46E323AF"/>
+    <w:multiLevelType w:val="hybridMultilevel"/>
+    <w:tmpl w:val="4DDA1C5C"/>
     <w:lvl w:ilvl="0" w:tplc="04090001">
       <w:start w:val="1"/>
       <w:numFmt w:val="bullet"/>
@@ -1791,6 +3812,9 @@
   </w:num>
   <w:num w:numId="2" w16cid:durableId="1231190371">
     <w:abstractNumId w:val="0"/>
+  </w:num>
+  <w:num w:numId="3" w16cid:durableId="627197664">
+    <w:abstractNumId w:val="2"/>
   </w:num>
 </w:numbering>
 </file>
@@ -2223,7 +4247,6 @@
     <w:next w:val="Normal"/>
     <w:link w:val="Heading2Char"/>
     <w:uiPriority w:val="9"/>
-    <w:semiHidden/>
     <w:unhideWhenUsed/>
     <w:qFormat/>
     <w:rsid w:val="008C7F35"/>
@@ -2440,7 +4463,6 @@
     <w:basedOn w:val="DefaultParagraphFont"/>
     <w:link w:val="Heading2"/>
     <w:uiPriority w:val="9"/>
-    <w:semiHidden/>
     <w:rsid w:val="008C7F35"/>
     <w:rPr>
       <w:rFonts w:asciiTheme="majorHAnsi" w:eastAsiaTheme="majorEastAsia" w:hAnsiTheme="majorHAnsi" w:cstheme="majorBidi"/>
